--- a/docs/02_collection/Data_Source_License_Ethics_EN.docx
+++ b/docs/02_collection/Data_Source_License_Ethics_EN.docx
@@ -516,7 +516,7 @@
         <w:t xml:space="preserve"> </w:t>
       </w:r>
       <w:r>
-        <w:t xml:space="preserve">32,593 students • 22 module–semester combinations • 7 CSV tables • 10,655,280 VLE interaction entries</w:t>
+        <w:t xml:space="preserve">32,593 enrolments (28,785 distinct students) • 22 module–semester combinations • 7 CSV tables • 10,655,280 VLE interaction entries</w:t>
       </w:r>
     </w:p>
     <w:bookmarkEnd w:id="13"/>
